--- a/docx_to_qti/ExampleQuiz.docx
+++ b/docx_to_qti/ExampleQuiz.docx
@@ -4,7 +4,12 @@
   <w:body>
     <w:p>
       <w:r>
-        <w:t>1. What is the capital of France?</w:t>
+        <w:t>Question 1</w:t>
+      </w:r>
+    </w:p>
+    <w:p>
+      <w:r>
+        <w:t>What is the capital of France?</w:t>
       </w:r>
     </w:p>
     <w:p>
@@ -19,7 +24,10 @@
     </w:p>
     <w:p>
       <w:r>
-        <w:t>*c. Paris</w:t>
+        <w:rPr>
+          <w:highlight w:val="yellow"/>
+        </w:rPr>
+        <w:t>c. Paris</w:t>
       </w:r>
     </w:p>
     <w:p>
@@ -30,7 +38,12 @@
     <w:p/>
     <w:p>
       <w:r>
-        <w:t>2. What is 2+2?</w:t>
+        <w:t>Question 2</w:t>
+      </w:r>
+    </w:p>
+    <w:p>
+      <w:r>
+        <w:t>What is 2+2?</w:t>
       </w:r>
     </w:p>
     <w:p>
@@ -40,7 +53,10 @@
     </w:p>
     <w:p>
       <w:r>
-        <w:t>*b) 4</w:t>
+        <w:rPr>
+          <w:highlight w:val="yellow"/>
+        </w:rPr>
+        <w:t>b) 4</w:t>
       </w:r>
     </w:p>
     <w:p>
@@ -56,7 +72,12 @@
     <w:p/>
     <w:p>
       <w:r>
-        <w:t>3. True/False: The Earth is flat.</w:t>
+        <w:t>Question 3</w:t>
+      </w:r>
+    </w:p>
+    <w:p>
+      <w:r>
+        <w:t>True/False: The Earth is flat.</w:t>
       </w:r>
     </w:p>
     <w:p>
@@ -66,7 +87,10 @@
     </w:p>
     <w:p>
       <w:r>
-        <w:t>*b. False</w:t>
+        <w:rPr>
+          <w:highlight w:val="yellow"/>
+        </w:rPr>
+        <w:t>b. False</w:t>
       </w:r>
     </w:p>
     <w:sectPr>
@@ -1292,4 +1316,16 @@
     </a:ext>
   </a:extLst>
 </a:theme>
+</file>
+
+<file path=customXml/item1.xml><?xml version="1.0" encoding="utf-8"?>
+<b:Sources xmlns:b="http://schemas.openxmlformats.org/officeDocument/2006/bibliography" xmlns="http://schemas.openxmlformats.org/officeDocument/2006/bibliography" SelectedStyle="\APASixthEditionOfficeOnline.xsl" StyleName="APA" Version="6"/>
+</file>
+
+<file path=customXml/itemProps1.xml><?xml version="1.0" encoding="utf-8"?>
+<ds:datastoreItem xmlns:ds="http://schemas.openxmlformats.org/officeDocument/2006/customXml" ds:itemID="{17831943-2444-400A-812A-B252CDDE18F5}">
+  <ds:schemaRefs>
+    <ds:schemaRef ds:uri="http://schemas.openxmlformats.org/officeDocument/2006/bibliography"/>
+  </ds:schemaRefs>
+</ds:datastoreItem>
 </file>